--- a/Compliance/security-policy-management-process.docx
+++ b/Compliance/security-policy-management-process.docx
@@ -729,7 +729,7 @@
         <w:rPr>
           <w:rFonts w:ascii="Consolas" w:hAnsi="Consolas"/>
         </w:rPr>
-        <w:t>Compliance/policy-template.md</w:t>
+        <w:t>Compliance/policy-template.docx</w:t>
       </w:r>
       <w:r>
         <w:t>) → map each control to the relevant HIPAA safeguard → circulate for review.</w:t>
@@ -959,7 +959,7 @@
         <w:pStyle w:val="ListBullet"/>
       </w:pPr>
       <w:r>
-        <w:t xml:space="preserve">All policies/procedures live as version‑controlled Markdown under </w:t>
+        <w:t xml:space="preserve">All policies/procedures live as version‑controlled Word documents under </w:t>
       </w:r>
       <w:r>
         <w:rPr>
@@ -1055,7 +1055,7 @@
         <w:rPr>
           <w:rFonts w:ascii="Consolas" w:hAnsi="Consolas"/>
         </w:rPr>
-        <w:t>Compliance/REGISTER.md</w:t>
+        <w:t>Compliance/REGISTER.docx</w:t>
       </w:r>
       <w:r>
         <w:t>: index of every policy (ID, title, owner, version, last reviewed, next review due, status).</w:t>

--- a/Compliance/security-policy-management-process.docx
+++ b/Compliance/security-policy-management-process.docx
@@ -68,10 +68,7 @@
           </w:tcPr>
           <w:p>
             <w:r>
-              <w:t xml:space="preserve">Raja Gopalan, </w:t>
-            </w:r>
-            <w:r>
-              <w:t>Security Officer</w:t>
+              <w:t>Security Officer (Raja Gopalan)</w:t>
             </w:r>
           </w:p>
         </w:tc>
@@ -146,46 +143,7 @@
           </w:tcPr>
           <w:p>
             <w:r>
-              <w:rPr>
-                <w:i/>
-              </w:rPr>
-              <w:t>[</w:t>
-            </w:r>
-            <w:r>
-              <w:rPr>
-                <w:i/>
-              </w:rPr>
-              <w:t>2026</w:t>
-            </w:r>
-            <w:r>
-              <w:rPr>
-                <w:i/>
-              </w:rPr>
-              <w:t>-</w:t>
-            </w:r>
-            <w:r>
-              <w:rPr>
-                <w:i/>
-              </w:rPr>
-              <w:t>06</w:t>
-            </w:r>
-            <w:r>
-              <w:rPr>
-                <w:i/>
-              </w:rPr>
-              <w:t>-</w:t>
-            </w:r>
-            <w:r>
-              <w:rPr>
-                <w:i/>
-              </w:rPr>
-              <w:t>16</w:t>
-            </w:r>
-            <w:r>
-              <w:rPr>
-                <w:i/>
-              </w:rPr>
-              <w:t>]</w:t>
+              <w:t>2026-06-16</w:t>
             </w:r>
           </w:p>
         </w:tc>
@@ -210,34 +168,7 @@
           </w:tcPr>
           <w:p>
             <w:r>
-              <w:rPr>
-                <w:i/>
-              </w:rPr>
-              <w:t>[</w:t>
-            </w:r>
-            <w:r>
-              <w:rPr>
-                <w:i/>
-              </w:rPr>
-              <w:t>202</w:t>
-            </w:r>
-            <w:r>
-              <w:rPr>
-                <w:i/>
-              </w:rPr>
-              <w:t>7</w:t>
-            </w:r>
-            <w:r>
-              <w:rPr>
-                <w:i/>
-              </w:rPr>
-              <w:t>-06-16</w:t>
-            </w:r>
-            <w:r>
-              <w:rPr>
-                <w:i/>
-              </w:rPr>
-              <w:t xml:space="preserve"> — at most 12 months after last review]</w:t>
+              <w:t>2027-06-16</w:t>
             </w:r>
           </w:p>
         </w:tc>

--- a/Compliance/security-policy-management-process.docx
+++ b/Compliance/security-policy-management-process.docx
@@ -1198,22 +1198,7 @@
           </w:tcPr>
           <w:p>
             <w:r>
-              <w:rPr>
-                <w:i/>
-              </w:rPr>
-              <w:t>[</w:t>
-            </w:r>
-            <w:r>
-              <w:rPr>
-                <w:i/>
-              </w:rPr>
               <w:t>Raja Gopalan</w:t>
-            </w:r>
-            <w:r>
-              <w:rPr>
-                <w:i/>
-              </w:rPr>
-              <w:t>]</w:t>
             </w:r>
           </w:p>
         </w:tc>
@@ -1223,10 +1208,7 @@
           </w:tcPr>
           <w:p>
             <w:r>
-              <w:rPr>
-                <w:i/>
-              </w:rPr>
-              <w:t>[Security Officer]</w:t>
+              <w:t>Security Officer</w:t>
             </w:r>
           </w:p>
         </w:tc>
@@ -1236,46 +1218,7 @@
           </w:tcPr>
           <w:p>
             <w:r>
-              <w:rPr>
-                <w:i/>
-              </w:rPr>
-              <w:t>[</w:t>
-            </w:r>
-            <w:r>
-              <w:rPr>
-                <w:i/>
-              </w:rPr>
-              <w:t>2026</w:t>
-            </w:r>
-            <w:r>
-              <w:rPr>
-                <w:i/>
-              </w:rPr>
-              <w:t>-</w:t>
-            </w:r>
-            <w:r>
-              <w:rPr>
-                <w:i/>
-              </w:rPr>
-              <w:t>06</w:t>
-            </w:r>
-            <w:r>
-              <w:rPr>
-                <w:i/>
-              </w:rPr>
-              <w:t>-</w:t>
-            </w:r>
-            <w:r>
-              <w:rPr>
-                <w:i/>
-              </w:rPr>
-              <w:t>16</w:t>
-            </w:r>
-            <w:r>
-              <w:rPr>
-                <w:i/>
-              </w:rPr>
-              <w:t>]</w:t>
+              <w:t>2026-06-16</w:t>
             </w:r>
           </w:p>
         </w:tc>
